--- a/resources/templates/04通知附件八不准.docx
+++ b/resources/templates/04通知附件八不准.docx
@@ -81,8 +81,6 @@
           <w:szCs w:val="31"/>
         </w:rPr>
       </w:pPr>
-      <w:bookmarkStart w:id="0" w:name="_GoBack"/>
-      <w:bookmarkEnd w:id="0"/>
     </w:p>
     <w:p>
       <w:pPr>
@@ -103,48 +101,23 @@
         <w:ind w:left="2271"/>
         <w:textAlignment w:val="auto"/>
         <w:rPr>
-          <w:rFonts w:hint="eastAsia" w:ascii="方正小标宋简体" w:hAnsi="方正小标宋简体" w:eastAsia="方正小标宋简体" w:cs="方正小标宋简体"/>
-          <w:b w:val="0"/>
-          <w:bCs w:val="0"/>
+          <w:rFonts w:hint="eastAsia" w:ascii="仿宋_GB2312" w:hAnsi="仿宋_GB2312" w:eastAsia="仿宋_GB2312" w:cs="仿宋_GB2312"/>
+          <w:sz w:val="32"/>
+          <w:szCs w:val="32"/>
+        </w:rPr>
+      </w:pPr>
+      <w:r>
+        <w:rPr>
+          <w:rFonts w:hint="eastAsia" w:ascii="仿宋_GB2312" w:hAnsi="仿宋_GB2312" w:eastAsia="仿宋_GB2312" w:cs="仿宋_GB2312"/>
+          <w:kern w:val="2"/>
           <w:sz w:val="44"/>
           <w:szCs w:val="44"/>
-        </w:rPr>
-      </w:pPr>
-      <w:r>
-        <w:rPr>
-          <w:rFonts w:hint="eastAsia" w:ascii="方正小标宋简体" w:hAnsi="方正小标宋简体" w:eastAsia="方正小标宋简体" w:cs="方正小标宋简体"/>
-          <w:b w:val="0"/>
-          <w:bCs w:val="0"/>
-          <w:spacing w:val="-3"/>
-          <w:sz w:val="44"/>
-          <w:szCs w:val="44"/>
+          <w:lang w:val="en-US" w:eastAsia="en-US" w:bidi="ar-SA"/>
         </w:rPr>
         <w:t>审计“八不准”工作纪律</w:t>
       </w:r>
-    </w:p>
-    <w:p>
-      <w:pPr>
-        <w:keepNext w:val="0"/>
-        <w:keepLines w:val="0"/>
-        <w:pageBreakBefore w:val="0"/>
-        <w:widowControl w:val="0"/>
-        <w:kinsoku/>
-        <w:wordWrap/>
-        <w:overflowPunct/>
-        <w:topLinePunct w:val="0"/>
-        <w:autoSpaceDE/>
-        <w:autoSpaceDN/>
-        <w:bidi w:val="0"/>
-        <w:adjustRightInd/>
-        <w:snapToGrid/>
-        <w:spacing w:line="560" w:lineRule="exact"/>
-        <w:textAlignment w:val="auto"/>
-        <w:rPr>
-          <w:rFonts w:hint="eastAsia" w:ascii="仿宋_GB2312" w:hAnsi="仿宋_GB2312" w:eastAsia="仿宋_GB2312" w:cs="仿宋_GB2312"/>
-          <w:sz w:val="32"/>
-          <w:szCs w:val="32"/>
-        </w:rPr>
-      </w:pPr>
+      <w:bookmarkStart w:id="0" w:name="_GoBack"/>
+      <w:bookmarkEnd w:id="0"/>
     </w:p>
     <w:p>
       <w:pPr>
@@ -1279,9 +1252,7 @@
 
 <file path=customXml/item1.xml><?xml version="1.0" encoding="utf-8"?>
 <s:customData xmlns="http://www.wps.cn/officeDocument/2013/wpsCustomData" xmlns:s="http://www.wps.cn/officeDocument/2013/wpsCustomData">
-  <customSectProps>
-    <customSectPr/>
-  </customSectProps>
+  <customSectProps/>
   <customShpExts>
     <customShpInfo spid="_x0000_s4097" textRotate="1"/>
   </customShpExts>
